--- a/CV/Resume_Dinesh_Poddaturi.docx
+++ b/CV/Resume_Dinesh_Poddaturi.docx
@@ -103,7 +103,7 @@
         <w:jc w:val="both"/>
       </w:pPr>
       <w:r>
-        <w:t>Pricing strategist and applied economist with 2.5 years managing 20+ ongoing client accounts across the U.S., U.K., and Canada. Generated $27M in cumulative incremental revenue through profit-aware pricing optimization and controlled experimentation, including $4.2M for a single client in one quarter and $23M in annual revenue growth against a $15.5M prior-year baseline.</w:t>
+        <w:t>Pricing strategist and applied economist with 2.5 years managing 20+ ongoing client accounts across the U.S., U.K., and Canada. Generated $27M in cumulative incremental revenue through pricing optimization and controlled experimentation, including $4.2M for a single client in one quarter and $23M in annual revenue growth against a $15.5M prior-year baseline.</w:t>
       </w:r>
     </w:p>
     <w:p>
@@ -170,7 +170,7 @@
         <w:spacing w:before="28" w:after="28"/>
       </w:pPr>
       <w:r>
-        <w:t>Generated $27M in cumulative incremental revenue (+34.6% over the engagement period) across 20+ ongoing client accounts in the U.S., U.K., and Canada through demand elasticity estimation, discrete choice analysis, and profit-aware pricing optimization.</w:t>
+        <w:t>Generated $27M in cumulative incremental revenue (+34.6% over the engagement period) across 20+ ongoing client accounts in the U.S., U.K., and Canada through demand elasticity estimation, discrete choice analysis, and pricing optimization.</w:t>
       </w:r>
     </w:p>
     <w:p>
@@ -609,6 +609,11 @@
       <w:r>
         <w:t>.</w:t>
       </w:r>
+    </w:p>
+    <w:p>
+      <w:pPr>
+        <w:spacing w:after="60"/>
+      </w:pPr>
     </w:p>
     <w:p>
       <w:pPr>

--- a/CV/Resume_Dinesh_Poddaturi.docx
+++ b/CV/Resume_Dinesh_Poddaturi.docx
@@ -67,18 +67,8 @@
           <w:sz w:val="17"/>
           <w:szCs w:val="17"/>
         </w:rPr>
-        <w:t xml:space="preserve"> |  </w:t>
-      </w:r>
-      <w:hyperlink r:id="rId7" w:history="1">
-        <w:r>
-          <w:rPr>
-            <w:rStyle w:val="Hyperlink"/>
-            <w:sz w:val="17"/>
-            <w:szCs w:val="17"/>
-          </w:rPr>
-          <w:t>SSRN Working Paper Available</w:t>
-        </w:r>
-      </w:hyperlink>
+        <w:t xml:space="preserve"> </w:t>
+      </w:r>
     </w:p>
     <w:p>
       <w:pPr>
@@ -598,12 +588,12 @@
       <w:r>
         <w:t xml:space="preserve">"Profit-Aware Pricing in Two-Sided Marketplaces: Demand Elasticity, Cost Uncertainty, and Customer Lifetime Value in Brazilian E-Commerce" (2026). Available on </w:t>
       </w:r>
-      <w:hyperlink r:id="rId8" w:history="1">
+      <w:hyperlink r:id="rId7" w:history="1">
         <w:r>
           <w:rPr>
             <w:rStyle w:val="Hyperlink"/>
           </w:rPr>
-          <w:t>SSRN</w:t>
+          <w:t>my website</w:t>
         </w:r>
       </w:hyperlink>
       <w:r>

--- a/CV/Resume_Dinesh_Poddaturi.docx
+++ b/CV/Resume_Dinesh_Poddaturi.docx
@@ -69,6 +69,23 @@
         </w:rPr>
         <w:t xml:space="preserve"> </w:t>
       </w:r>
+      <w:r>
+        <w:rPr>
+          <w:sz w:val="17"/>
+          <w:szCs w:val="17"/>
+        </w:rPr>
+        <w:t xml:space="preserve">|  </w:t>
+      </w:r>
+      <w:hyperlink r:id="rId7" w:history="1">
+        <w:r>
+          <w:rPr>
+            <w:rStyle w:val="Hyperlink"/>
+            <w:sz w:val="17"/>
+            <w:szCs w:val="17"/>
+          </w:rPr>
+          <w:t>ssrn.com/abstract=6502262</w:t>
+        </w:r>
+      </w:hyperlink>
     </w:p>
     <w:p>
       <w:pPr>
@@ -586,14 +603,20 @@
         <w:t xml:space="preserve">Working Paper  </w:t>
       </w:r>
       <w:r>
-        <w:t xml:space="preserve">"Profit-Aware Pricing in Two-Sided Marketplaces: Demand Elasticity, Cost Uncertainty, and Customer Lifetime Value in Brazilian E-Commerce" (2026). Available on </w:t>
-      </w:r>
-      <w:hyperlink r:id="rId7" w:history="1">
+        <w:t xml:space="preserve">"Profit-Aware Pricing in Two-Sided Marketplaces: Demand Elasticity, Cost Uncertainty, and Customer Lifetime Value in Brazilian E-Commerce" (2026). Available </w:t>
+      </w:r>
+      <w:r>
+        <w:t>at</w:t>
+      </w:r>
+      <w:r>
+        <w:t xml:space="preserve"> </w:t>
+      </w:r>
+      <w:hyperlink r:id="rId8" w:history="1">
         <w:r>
           <w:rPr>
             <w:rStyle w:val="Hyperlink"/>
           </w:rPr>
-          <w:t>my website</w:t>
+          <w:t>SSRN</w:t>
         </w:r>
       </w:hyperlink>
       <w:r>

--- a/CV/Resume_Dinesh_Poddaturi.docx
+++ b/CV/Resume_Dinesh_Poddaturi.docx
@@ -110,7 +110,19 @@
         <w:jc w:val="both"/>
       </w:pPr>
       <w:r>
-        <w:t>Pricing strategist and applied economist with 2.5 years managing 20+ ongoing client accounts across the U.S., U.K., and Canada. Generated $27M in cumulative incremental revenue through pricing optimization and controlled experimentation, including $4.2M for a single client in one quarter and $23M in annual revenue growth against a $15.5M prior-year baseline.</w:t>
+        <w:t xml:space="preserve">Pricing strategist and applied economist </w:t>
+      </w:r>
+      <w:r>
+        <w:t>focused on demand-driven pricing systems</w:t>
+      </w:r>
+      <w:r>
+        <w:t>,</w:t>
+      </w:r>
+      <w:r>
+        <w:t xml:space="preserve"> </w:t>
+      </w:r>
+      <w:r>
+        <w:t>with 2.5 years managing 20+ ongoing client accounts. Generated $27M in incremental revenue through pricing optimization and controlled experimentation, including $4.2M for a single client in one quarter and $23M in annual revenue growth against a $15.5M prior-year baseline.</w:t>
       </w:r>
     </w:p>
     <w:p>
@@ -212,13 +224,19 @@
         <w:spacing w:before="28" w:after="28"/>
       </w:pPr>
       <w:r>
-        <w:t xml:space="preserve">Grew a client’s annual revenue from $15.5M to $23M in 2025 by calibrating pricing dynamically to product value enhancements introduced during the year, adjusting recommendations as new demand data accumulated </w:t>
-      </w:r>
-      <w:r>
-        <w:t>as the year progressed</w:t>
-      </w:r>
-      <w:r>
-        <w:t>.</w:t>
+        <w:t xml:space="preserve">Grew a client’s annual revenue from $15.5M to $23M in 2025 by calibrating pricing dynamically to product value enhancements introduced during the year, </w:t>
+      </w:r>
+      <w:r>
+        <w:t>updating</w:t>
+      </w:r>
+      <w:r>
+        <w:t xml:space="preserve"> </w:t>
+      </w:r>
+      <w:r>
+        <w:t xml:space="preserve">pricing </w:t>
+      </w:r>
+      <w:r>
+        <w:t>recommendations as new demand data accumulated.</w:t>
       </w:r>
     </w:p>
     <w:p>
@@ -578,22 +596,7 @@
     </w:p>
     <w:p>
       <w:pPr>
-        <w:spacing w:after="32"/>
-      </w:pPr>
-      <w:r>
-        <w:rPr>
-          <w:b/>
-          <w:bCs/>
-        </w:rPr>
-        <w:t xml:space="preserve">Programming  </w:t>
-      </w:r>
-      <w:r>
-        <w:t>Python, R, Stata, SQL, Java, LaTeX, Git, RStudio, Visual Studio</w:t>
-      </w:r>
-    </w:p>
-    <w:p>
-      <w:pPr>
-        <w:spacing w:after="60"/>
+        <w:spacing w:before="55" w:after="32"/>
       </w:pPr>
       <w:r>
         <w:rPr>
@@ -603,15 +606,10 @@
         <w:t xml:space="preserve">Working Paper  </w:t>
       </w:r>
       <w:r>
-        <w:t xml:space="preserve">"Profit-Aware Pricing in Two-Sided Marketplaces: Demand Elasticity, Cost Uncertainty, and Customer Lifetime Value in Brazilian E-Commerce" (2026). Available </w:t>
-      </w:r>
-      <w:r>
-        <w:t>at</w:t>
-      </w:r>
-      <w:r>
-        <w:t xml:space="preserve"> </w:t>
+        <w:t xml:space="preserve">"Profit-Aware Pricing in Two-Sided Marketplaces: Demand Elasticity, Cost Uncertainty, and Customer Lifetime Value in Brazilian E-Commerce" (2026). Available at </w:t>
       </w:r>
       <w:hyperlink r:id="rId8" w:history="1">
+        <w:proofErr w:type="spellStart"/>
         <w:r>
           <w:rPr>
             <w:rStyle w:val="Hyperlink"/>
@@ -621,6 +619,22 @@
       </w:hyperlink>
       <w:r>
         <w:t>.</w:t>
+      </w:r>
+      <w:proofErr w:type="spellEnd"/>
+    </w:p>
+    <w:p>
+      <w:pPr>
+        <w:spacing w:after="60"/>
+      </w:pPr>
+      <w:r>
+        <w:rPr>
+          <w:b/>
+          <w:bCs/>
+        </w:rPr>
+        <w:t xml:space="preserve">Programming  </w:t>
+      </w:r>
+      <w:r>
+        <w:t>Python, R, Stata, SQL, Java, LaTeX, Git, RStudio, Visual Studio</w:t>
       </w:r>
     </w:p>
     <w:p>

--- a/CV/Resume_Dinesh_Poddaturi.docx
+++ b/CV/Resume_Dinesh_Poddaturi.docx
@@ -591,7 +591,13 @@
         <w:t xml:space="preserve">Methods  </w:t>
       </w:r>
       <w:r>
-        <w:t>Demand elasticity estimation, pricing optimization, causal inference, A/B testing, discrete choice models, propensity modeling, structural econometric modeling, counterfactual simulation, panel data methods</w:t>
+        <w:t xml:space="preserve">Demand elasticity estimation, pricing optimization, causal inference, </w:t>
+      </w:r>
+      <w:r>
+        <w:t>experimentation</w:t>
+      </w:r>
+      <w:r>
+        <w:t>, discrete choice models, propensity modeling, structural econometric modeling, counterfactual simulation, panel data methods</w:t>
       </w:r>
     </w:p>
     <w:p>
@@ -609,7 +615,6 @@
         <w:t xml:space="preserve">"Profit-Aware Pricing in Two-Sided Marketplaces: Demand Elasticity, Cost Uncertainty, and Customer Lifetime Value in Brazilian E-Commerce" (2026). Available at </w:t>
       </w:r>
       <w:hyperlink r:id="rId8" w:history="1">
-        <w:proofErr w:type="spellStart"/>
         <w:r>
           <w:rPr>
             <w:rStyle w:val="Hyperlink"/>
@@ -620,7 +625,6 @@
       <w:r>
         <w:t>.</w:t>
       </w:r>
-      <w:proofErr w:type="spellEnd"/>
     </w:p>
     <w:p>
       <w:pPr>
